--- a/public/template-proposta.docx
+++ b/public/template-proposta.docx
@@ -34,51 +34,6 @@
           <w:szCs w:val="26"/>
         </w:rPr>
         <w:t>AO DOUTO JUÍZO DA {vara_comarca}</w:t>
-      </w:r>
-      <w:r>
-        <w:rPr>
-          <w:rFonts w:ascii="Calibri" w:hAnsi="Calibri" w:cs="Calibri"/>
-          <w:b/>
-          <w:bCs/>
-          <w:sz w:val="26"/>
-          <w:szCs w:val="26"/>
-        </w:rPr>
-      </w:r>
-      <w:r>
-        <w:rPr>
-          <w:rFonts w:ascii="Calibri" w:hAnsi="Calibri" w:cs="Calibri"/>
-          <w:b/>
-          <w:bCs/>
-          <w:sz w:val="26"/>
-          <w:szCs w:val="26"/>
-        </w:rPr>
-      </w:r>
-      <w:r>
-        <w:rPr>
-          <w:rFonts w:ascii="Calibri" w:hAnsi="Calibri" w:cs="Calibri"/>
-          <w:b/>
-          <w:bCs/>
-          <w:sz w:val="26"/>
-          <w:szCs w:val="26"/>
-        </w:rPr>
-      </w:r>
-      <w:r>
-        <w:rPr>
-          <w:rFonts w:ascii="Calibri" w:hAnsi="Calibri" w:cs="Calibri"/>
-          <w:b/>
-          <w:bCs/>
-          <w:sz w:val="26"/>
-          <w:szCs w:val="26"/>
-        </w:rPr>
-      </w:r>
-      <w:r>
-        <w:rPr>
-          <w:rFonts w:ascii="Calibri" w:hAnsi="Calibri" w:cs="Calibri"/>
-          <w:b/>
-          <w:bCs/>
-          <w:sz w:val="26"/>
-          <w:szCs w:val="26"/>
-        </w:rPr>
       </w:r>
     </w:p>
     <w:p>
@@ -168,17 +123,7 @@
                 <w:sz w:val="26"/>
                 <w:szCs w:val="26"/>
               </w:rPr>
-              <w:t xml:space="preserve">N </w:t>
-            </w:r>
-            <w:r>
-              <w:rPr>
-                <w:rFonts w:ascii="Calibri" w:eastAsia="Malgun Gothic Semilight" w:hAnsi="Calibri" w:cs="Calibri"/>
-                <w:b/>
-                <w:bCs/>
-                <w:sz w:val="26"/>
-                <w:szCs w:val="26"/>
-              </w:rPr>
-              <w:t xml:space="preserve">PROCESSO </w:t>
+              <w:t xml:space="preserve">N PROCESSO </w:t>
             </w:r>
           </w:p>
         </w:tc>
@@ -477,6 +422,8 @@
       <w:r>
         <w:rPr>
           <w:rFonts w:ascii="Calibri" w:eastAsia="Malgun Gothic Semilight" w:hAnsi="Calibri" w:cs="Calibri"/>
+          <w:b/>
+          <w:bCs/>
           <w:sz w:val="26"/>
           <w:szCs w:val="26"/>
         </w:rPr>
@@ -488,211 +435,38 @@
           <w:szCs w:val="26"/>
         </w:rPr>
       </w:r>
-      <w:r>
+    </w:p>
+    <w:p>
+      <w:pPr>
+        <w:spacing w:line="360" w:lineRule="auto"/>
+        <w:jc w:val="both"/>
         <w:rPr>
           <w:rFonts w:ascii="Calibri" w:eastAsia="Malgun Gothic Semilight" w:hAnsi="Calibri" w:cs="Calibri"/>
           <w:sz w:val="26"/>
           <w:szCs w:val="26"/>
         </w:rPr>
-      </w:r>
-      <w:r>
+      </w:pPr>
+    </w:p>
+    <w:p>
+      <w:pPr>
+        <w:spacing w:line="360" w:lineRule="auto"/>
+        <w:jc w:val="both"/>
         <w:rPr>
           <w:rFonts w:ascii="Calibri" w:eastAsia="Malgun Gothic Semilight" w:hAnsi="Calibri" w:cs="Calibri"/>
           <w:sz w:val="26"/>
           <w:szCs w:val="26"/>
         </w:rPr>
-      </w:r>
-      <w:r>
+      </w:pPr>
+    </w:p>
+    <w:p>
+      <w:pPr>
+        <w:spacing w:line="360" w:lineRule="auto"/>
         <w:rPr>
           <w:rFonts w:ascii="Calibri" w:eastAsia="Malgun Gothic Semilight" w:hAnsi="Calibri" w:cs="Calibri"/>
           <w:sz w:val="26"/>
           <w:szCs w:val="26"/>
         </w:rPr>
-      </w:r>
-      <w:r>
-        <w:rPr>
-          <w:rFonts w:ascii="Calibri" w:eastAsia="Malgun Gothic Semilight" w:hAnsi="Calibri" w:cs="Calibri"/>
-          <w:sz w:val="26"/>
-          <w:szCs w:val="26"/>
-        </w:rPr>
-      </w:r>
-      <w:r>
-        <w:rPr>
-          <w:rFonts w:ascii="Calibri" w:eastAsia="Malgun Gothic Semilight" w:hAnsi="Calibri" w:cs="Calibri"/>
-          <w:sz w:val="26"/>
-          <w:szCs w:val="26"/>
-        </w:rPr>
-      </w:r>
-      <w:r>
-        <w:rPr>
-          <w:rFonts w:ascii="Calibri" w:eastAsia="Malgun Gothic Semilight" w:hAnsi="Calibri" w:cs="Calibri"/>
-          <w:sz w:val="26"/>
-          <w:szCs w:val="26"/>
-        </w:rPr>
-      </w:r>
-      <w:r>
-        <w:rPr>
-          <w:rFonts w:ascii="Calibri" w:eastAsia="Malgun Gothic Semilight" w:hAnsi="Calibri" w:cs="Calibri"/>
-          <w:sz w:val="26"/>
-          <w:szCs w:val="26"/>
-        </w:rPr>
-      </w:r>
-      <w:r>
-        <w:rPr>
-          <w:rFonts w:ascii="Calibri" w:eastAsia="Malgun Gothic Semilight" w:hAnsi="Calibri" w:cs="Calibri"/>
-          <w:sz w:val="26"/>
-          <w:szCs w:val="26"/>
-        </w:rPr>
-      </w:r>
-      <w:r>
-        <w:rPr>
-          <w:rFonts w:ascii="Calibri" w:eastAsia="Malgun Gothic Semilight" w:hAnsi="Calibri" w:cs="Calibri"/>
-          <w:sz w:val="26"/>
-          <w:szCs w:val="26"/>
-        </w:rPr>
-      </w:r>
-      <w:r>
-        <w:rPr>
-          <w:rFonts w:ascii="Calibri" w:eastAsia="Malgun Gothic Semilight" w:hAnsi="Calibri" w:cs="Calibri"/>
-          <w:sz w:val="26"/>
-          <w:szCs w:val="26"/>
-        </w:rPr>
-      </w:r>
-      <w:r>
-        <w:rPr>
-          <w:rFonts w:ascii="Calibri" w:eastAsia="Malgun Gothic Semilight" w:hAnsi="Calibri" w:cs="Calibri"/>
-          <w:sz w:val="26"/>
-          <w:szCs w:val="26"/>
-        </w:rPr>
-      </w:r>
-      <w:r>
-        <w:rPr>
-          <w:rFonts w:ascii="Calibri" w:eastAsia="Malgun Gothic Semilight" w:hAnsi="Calibri" w:cs="Calibri"/>
-          <w:sz w:val="26"/>
-          <w:szCs w:val="26"/>
-        </w:rPr>
-      </w:r>
-      <w:r>
-        <w:rPr>
-          <w:rFonts w:ascii="Calibri" w:eastAsia="Malgun Gothic Semilight" w:hAnsi="Calibri" w:cs="Calibri"/>
-          <w:sz w:val="26"/>
-          <w:szCs w:val="26"/>
-        </w:rPr>
-      </w:r>
-      <w:r>
-        <w:rPr>
-          <w:rFonts w:ascii="Calibri" w:eastAsia="Malgun Gothic Semilight" w:hAnsi="Calibri" w:cs="Calibri"/>
-          <w:sz w:val="26"/>
-          <w:szCs w:val="26"/>
-        </w:rPr>
-      </w:r>
-      <w:r>
-        <w:rPr>
-          <w:rFonts w:ascii="Calibri" w:eastAsia="Malgun Gothic Semilight" w:hAnsi="Calibri" w:cs="Calibri"/>
-          <w:sz w:val="26"/>
-          <w:szCs w:val="26"/>
-        </w:rPr>
-      </w:r>
-      <w:r>
-        <w:rPr>
-          <w:rFonts w:ascii="Calibri" w:eastAsia="Malgun Gothic Semilight" w:hAnsi="Calibri" w:cs="Calibri"/>
-          <w:sz w:val="26"/>
-          <w:szCs w:val="26"/>
-        </w:rPr>
-      </w:r>
-      <w:r>
-        <w:rPr>
-          <w:rFonts w:ascii="Calibri" w:eastAsia="Malgun Gothic Semilight" w:hAnsi="Calibri" w:cs="Calibri"/>
-          <w:sz w:val="26"/>
-          <w:szCs w:val="26"/>
-        </w:rPr>
-      </w:r>
-      <w:r>
-        <w:rPr>
-          <w:rFonts w:ascii="Calibri" w:eastAsia="Malgun Gothic Semilight" w:hAnsi="Calibri" w:cs="Calibri"/>
-          <w:sz w:val="26"/>
-          <w:szCs w:val="26"/>
-        </w:rPr>
-      </w:r>
-      <w:r>
-        <w:rPr>
-          <w:rFonts w:ascii="Calibri" w:eastAsia="Malgun Gothic Semilight" w:hAnsi="Calibri" w:cs="Calibri"/>
-          <w:sz w:val="26"/>
-          <w:szCs w:val="26"/>
-        </w:rPr>
-      </w:r>
-      <w:r>
-        <w:rPr>
-          <w:rFonts w:ascii="Calibri" w:eastAsia="Malgun Gothic Semilight" w:hAnsi="Calibri" w:cs="Calibri"/>
-          <w:sz w:val="26"/>
-          <w:szCs w:val="26"/>
-        </w:rPr>
-      </w:r>
-      <w:r>
-        <w:rPr>
-          <w:rFonts w:ascii="Calibri" w:eastAsia="Malgun Gothic Semilight" w:hAnsi="Calibri" w:cs="Calibri"/>
-          <w:sz w:val="26"/>
-          <w:szCs w:val="26"/>
-        </w:rPr>
-      </w:r>
-      <w:r>
-        <w:rPr>
-          <w:rFonts w:ascii="Calibri" w:eastAsia="Malgun Gothic Semilight" w:hAnsi="Calibri" w:cs="Calibri"/>
-          <w:sz w:val="26"/>
-          <w:szCs w:val="26"/>
-        </w:rPr>
-      </w:r>
-      <w:r>
-        <w:rPr>
-          <w:rFonts w:ascii="Calibri" w:eastAsia="Malgun Gothic Semilight" w:hAnsi="Calibri" w:cs="Calibri"/>
-          <w:sz w:val="26"/>
-          <w:szCs w:val="26"/>
-        </w:rPr>
-      </w:r>
-      <w:r>
-        <w:rPr>
-          <w:rFonts w:ascii="Calibri" w:eastAsia="Malgun Gothic Semilight" w:hAnsi="Calibri" w:cs="Calibri"/>
-          <w:sz w:val="26"/>
-          <w:szCs w:val="26"/>
-        </w:rPr>
-      </w:r>
-      <w:r>
-        <w:rPr>
-          <w:rFonts w:ascii="Calibri" w:eastAsia="Malgun Gothic Semilight" w:hAnsi="Calibri" w:cs="Calibri"/>
-          <w:sz w:val="26"/>
-          <w:szCs w:val="26"/>
-        </w:rPr>
-      </w:r>
-      <w:r>
-        <w:rPr>
-          <w:rFonts w:ascii="Calibri" w:eastAsia="Malgun Gothic Semilight" w:hAnsi="Calibri" w:cs="Calibri"/>
-          <w:sz w:val="26"/>
-          <w:szCs w:val="26"/>
-        </w:rPr>
-      </w:r>
-      <w:r>
-        <w:rPr>
-          <w:rFonts w:ascii="Calibri" w:eastAsia="Malgun Gothic Semilight" w:hAnsi="Calibri" w:cs="Calibri"/>
-          <w:sz w:val="26"/>
-          <w:szCs w:val="26"/>
-        </w:rPr>
-      </w:r>
-      <w:proofErr w:type="spellStart"/>
-      <w:r>
-        <w:rPr>
-          <w:rFonts w:ascii="Calibri" w:eastAsia="Malgun Gothic Semilight" w:hAnsi="Calibri" w:cs="Calibri"/>
-          <w:sz w:val="26"/>
-          <w:szCs w:val="26"/>
-        </w:rPr>
-      </w:r>
-      <w:proofErr w:type="spellEnd"/>
-      <w:r>
-        <w:rPr>
-          <w:rFonts w:ascii="Calibri" w:eastAsia="Malgun Gothic Semilight" w:hAnsi="Calibri" w:cs="Calibri"/>
-          <w:sz w:val="26"/>
-          <w:szCs w:val="26"/>
-        </w:rPr>
-      </w:r>
+      </w:pPr>
       <w:r>
         <w:rPr>
           <w:rFonts w:ascii="Calibri" w:eastAsia="Malgun Gothic Semilight" w:hAnsi="Calibri" w:cs="Calibri"/>
@@ -701,98 +475,144 @@
           <w:sz w:val="26"/>
           <w:szCs w:val="26"/>
         </w:rPr>
-      </w:r>
-      <w:r>
+        <w:lastRenderedPageBreak/>
+        <w:t xml:space="preserve">1 –  Da nomeação judicial:</w:t>
+      </w:r>
+    </w:p>
+    <w:p>
+      <w:pPr>
+        <w:spacing w:line="360" w:lineRule="auto"/>
+        <w:ind w:firstLine="1134"/>
+        <w:jc w:val="both"/>
         <w:rPr>
           <w:rFonts w:ascii="Calibri" w:eastAsia="Malgun Gothic Semilight" w:hAnsi="Calibri" w:cs="Calibri"/>
           <w:sz w:val="26"/>
           <w:szCs w:val="26"/>
         </w:rPr>
-      </w:r>
-    </w:p>
-    <w:p>
-      <w:pPr>
-        <w:spacing w:line="360" w:lineRule="auto"/>
-        <w:jc w:val="both"/>
+      </w:pPr>
+      <w:r>
         <w:rPr>
           <w:rFonts w:ascii="Calibri" w:eastAsia="Malgun Gothic Semilight" w:hAnsi="Calibri" w:cs="Calibri"/>
           <w:sz w:val="26"/>
           <w:szCs w:val="26"/>
         </w:rPr>
-      </w:pPr>
-    </w:p>
-    <w:p>
-      <w:pPr>
-        <w:spacing w:line="360" w:lineRule="auto"/>
+        <w:t>Em atenção à decisão exarada por este Juízo na página {pagina_decisao}, foi determinada a produção de prova pericial contábil, com a nomeação desta profissional para atuação no feito, nos termos abaixo transcritos:</w:t>
+      </w:r>
+    </w:p>
+    <w:p>
+      <w:pPr>
+        <w:spacing w:line="360" w:lineRule="auto"/>
+        <w:ind w:left="2268" w:firstLine="709"/>
         <w:jc w:val="both"/>
         <w:rPr>
           <w:rFonts w:ascii="Calibri" w:eastAsia="Malgun Gothic Semilight" w:hAnsi="Calibri" w:cs="Calibri"/>
-          <w:sz w:val="26"/>
-          <w:szCs w:val="26"/>
-        </w:rPr>
-      </w:pPr>
-    </w:p>
-    <w:p>
-      <w:pPr>
-        <w:spacing w:line="360" w:lineRule="auto"/>
+        </w:rPr>
+      </w:pPr>
+      <w:r>
         <w:rPr>
           <w:rFonts w:ascii="Calibri" w:eastAsia="Malgun Gothic Semilight" w:hAnsi="Calibri" w:cs="Calibri"/>
-          <w:sz w:val="26"/>
-          <w:szCs w:val="26"/>
-        </w:rPr>
-      </w:pPr>
-      <w:r>
+        </w:rPr>
+        <w:t xml:space="preserve">“(...) {trecho_decisao} (...)”</w:t>
+      </w:r>
+    </w:p>
+    <w:p>
+      <w:pPr>
+        <w:spacing w:line="360" w:lineRule="auto"/>
+        <w:ind w:left="2268" w:firstLine="709"/>
+        <w:jc w:val="both"/>
         <w:rPr>
           <w:rFonts w:ascii="Calibri" w:eastAsia="Malgun Gothic Semilight" w:hAnsi="Calibri" w:cs="Calibri"/>
+        </w:rPr>
+      </w:pPr>
+    </w:p>
+    <w:p>
+      <w:pPr>
+        <w:spacing w:line="360" w:lineRule="auto"/>
+        <w:jc w:val="both"/>
+        <w:rPr>
+          <w:rFonts w:ascii="Calibri" w:hAnsi="Calibri" w:cs="Calibri"/>
+          <w:sz w:val="26"/>
+          <w:szCs w:val="26"/>
+        </w:rPr>
+      </w:pPr>
+      <w:r>
+        <w:rPr>
+          <w:rFonts w:ascii="Calibri" w:hAnsi="Calibri" w:cs="Calibri"/>
+          <w:sz w:val="26"/>
+          <w:szCs w:val="26"/>
+        </w:rPr>
+        <w:t xml:space="preserve">2 – </w:t>
+      </w:r>
+      <w:r>
+        <w:rPr>
+          <w:rFonts w:ascii="Calibri" w:hAnsi="Calibri" w:cs="Calibri"/>
           <w:b/>
           <w:bCs/>
           <w:sz w:val="26"/>
           <w:szCs w:val="26"/>
         </w:rPr>
-        <w:lastRenderedPageBreak/>
-        <w:t xml:space="preserve">1 </w:t>
-      </w:r>
-      <w:proofErr w:type="gramStart"/>
-      <w:r>
-        <w:rPr>
-          <w:rFonts w:ascii="Calibri" w:eastAsia="Malgun Gothic Semilight" w:hAnsi="Calibri" w:cs="Calibri"/>
+        <w:t>Aceitação do encargo</w:t>
+      </w:r>
+    </w:p>
+    <w:p>
+      <w:pPr>
+        <w:spacing w:line="360" w:lineRule="auto"/>
+        <w:ind w:firstLine="1134"/>
+        <w:jc w:val="both"/>
+        <w:rPr>
+          <w:rFonts w:ascii="Calibri" w:hAnsi="Calibri" w:cs="Calibri"/>
+          <w:sz w:val="26"/>
+          <w:szCs w:val="26"/>
+        </w:rPr>
+      </w:pPr>
+      <w:r>
+        <w:rPr>
+          <w:rFonts w:ascii="Calibri" w:hAnsi="Calibri" w:cs="Calibri"/>
+          <w:sz w:val="26"/>
+          <w:szCs w:val="26"/>
+        </w:rPr>
+        <w:t>Desde já, a profissional subscrevente manifesta sua aceitação ao encargo pericial que lhe foi confiado, comprometendo-se a desempenhá-lo com zelo, imparcialidade e observância das normas legais.</w:t>
+      </w:r>
+    </w:p>
+    <w:p>
+      <w:pPr>
+        <w:spacing w:line="360" w:lineRule="auto"/>
+        <w:ind w:firstLine="1134"/>
+        <w:jc w:val="both"/>
+        <w:rPr>
+          <w:rFonts w:ascii="Calibri" w:hAnsi="Calibri" w:cs="Calibri"/>
+          <w:sz w:val="26"/>
+          <w:szCs w:val="26"/>
+        </w:rPr>
+      </w:pPr>
+    </w:p>
+    <w:p>
+      <w:pPr>
+        <w:spacing w:line="360" w:lineRule="auto"/>
+        <w:jc w:val="both"/>
+        <w:rPr>
+          <w:rFonts w:ascii="Calibri" w:hAnsi="Calibri" w:cs="Calibri"/>
+          <w:sz w:val="26"/>
+          <w:szCs w:val="26"/>
+        </w:rPr>
+      </w:pPr>
+      <w:r>
+        <w:rPr>
+          <w:rFonts w:ascii="Calibri" w:hAnsi="Calibri" w:cs="Calibri"/>
+          <w:sz w:val="26"/>
+          <w:szCs w:val="26"/>
+        </w:rPr>
+        <w:t xml:space="preserve">3 – </w:t>
+      </w:r>
+      <w:r>
+        <w:rPr>
+          <w:rFonts w:ascii="Calibri" w:hAnsi="Calibri" w:cs="Calibri"/>
           <w:b/>
           <w:bCs/>
           <w:sz w:val="26"/>
           <w:szCs w:val="26"/>
         </w:rPr>
-        <w:t>–  Da</w:t>
-      </w:r>
-      <w:proofErr w:type="gramEnd"/>
-      <w:r>
-        <w:rPr>
-          <w:rFonts w:ascii="Calibri" w:eastAsia="Malgun Gothic Semilight" w:hAnsi="Calibri" w:cs="Calibri"/>
-          <w:b/>
-          <w:bCs/>
-          <w:sz w:val="26"/>
-          <w:szCs w:val="26"/>
-        </w:rPr>
-        <w:t xml:space="preserve"> </w:t>
-      </w:r>
-      <w:r>
-        <w:rPr>
-          <w:rFonts w:ascii="Calibri" w:eastAsia="Malgun Gothic Semilight" w:hAnsi="Calibri" w:cs="Calibri"/>
-          <w:b/>
-          <w:bCs/>
-          <w:sz w:val="26"/>
-          <w:szCs w:val="26"/>
-        </w:rPr>
-        <w:t>nomeação judicial</w:t>
-      </w:r>
-      <w:r>
-        <w:rPr>
-          <w:rFonts w:ascii="Calibri" w:eastAsia="Malgun Gothic Semilight" w:hAnsi="Calibri" w:cs="Calibri"/>
-          <w:b/>
-          <w:bCs/>
-          <w:sz w:val="26"/>
-          <w:szCs w:val="26"/>
-        </w:rPr>
-        <w:t>:</w:t>
+        <w:t>Metodologia</w:t>
       </w:r>
     </w:p>
     <w:p>
@@ -801,450 +621,20 @@
         <w:ind w:firstLine="1134"/>
         <w:jc w:val="both"/>
         <w:rPr>
-          <w:rFonts w:ascii="Calibri" w:eastAsia="Malgun Gothic Semilight" w:hAnsi="Calibri" w:cs="Calibri"/>
-          <w:sz w:val="26"/>
-          <w:szCs w:val="26"/>
-        </w:rPr>
-      </w:pPr>
-      <w:r>
-        <w:rPr>
-          <w:rFonts w:ascii="Calibri" w:eastAsia="Malgun Gothic Semilight" w:hAnsi="Calibri" w:cs="Calibri"/>
-          <w:sz w:val="26"/>
-          <w:szCs w:val="26"/>
-        </w:rPr>
-        <w:t>Em atenção à decisão exarada por este Juízo na página {pagina_decisao}, foi determinada a produção de prova pericial contábil, com a nomeação desta profissional para atuação no feito, nos termos abaixo transcritos:</w:t>
-      </w:r>
-      <w:r>
-        <w:rPr>
-          <w:rFonts w:ascii="Calibri" w:eastAsia="Malgun Gothic Semilight" w:hAnsi="Calibri" w:cs="Calibri"/>
-          <w:sz w:val="26"/>
-          <w:szCs w:val="26"/>
-        </w:rPr>
-      </w:r>
-      <w:r>
-        <w:rPr>
-          <w:rFonts w:ascii="Calibri" w:eastAsia="Malgun Gothic Semilight" w:hAnsi="Calibri" w:cs="Calibri"/>
-          <w:sz w:val="26"/>
-          <w:szCs w:val="26"/>
-        </w:rPr>
-      </w:r>
-      <w:r>
-        <w:rPr>
-          <w:rFonts w:ascii="Calibri" w:eastAsia="Malgun Gothic Semilight" w:hAnsi="Calibri" w:cs="Calibri"/>
-          <w:sz w:val="26"/>
-          <w:szCs w:val="26"/>
-        </w:rPr>
-      </w:r>
-      <w:r>
-        <w:rPr>
-          <w:rFonts w:ascii="Calibri" w:eastAsia="Malgun Gothic Semilight" w:hAnsi="Calibri" w:cs="Calibri"/>
-          <w:sz w:val="26"/>
-          <w:szCs w:val="26"/>
-        </w:rPr>
-      </w:r>
-    </w:p>
-    <w:p>
-      <w:pPr>
-        <w:spacing w:line="360" w:lineRule="auto"/>
-        <w:ind w:left="2268" w:firstLine="709"/>
-        <w:jc w:val="both"/>
-        <w:rPr>
-          <w:rFonts w:ascii="Calibri" w:eastAsia="Malgun Gothic Semilight" w:hAnsi="Calibri" w:cs="Calibri"/>
-        </w:rPr>
-      </w:pPr>
-      <w:r>
-        <w:rPr>
-          <w:rFonts w:ascii="Calibri" w:eastAsia="Malgun Gothic Semilight" w:hAnsi="Calibri" w:cs="Calibri"/>
-        </w:rPr>
-        <w:t>“(...)</w:t>
-      </w:r>
-      <w:r>
-        <w:rPr>
-          <w:rFonts w:ascii="Calibri" w:eastAsia="Malgun Gothic Semilight" w:hAnsi="Calibri" w:cs="Calibri"/>
-          <w:b/>
-          <w:bCs/>
-        </w:rPr>
-        <w:t xml:space="preserve"> </w:t>
-      </w:r>
-      <w:r>
-        <w:rPr>
-          <w:rFonts w:ascii="Calibri" w:eastAsia="Malgun Gothic Semilight" w:hAnsi="Calibri" w:cs="Calibri"/>
-        </w:rPr>
-        <w:t>Sobre o ônus da prova, dispõe o art. 6º, inciso VIII, do Código de Defesa do Consumidor que constitui direito básico do consumidor a facilitação da defesa de seus direitos, inclusive com a inversão do ônus da prova a seu favor no processo civil, quando, a critério do juiz, for verossímil a alegação ou quando evidenciada a sua hipossuficiência, segundo as regras ordinárias de experiência.</w:t>
-      </w:r>
-    </w:p>
-    <w:p>
-      <w:pPr>
-        <w:spacing w:line="360" w:lineRule="auto"/>
-        <w:ind w:left="2268" w:firstLine="709"/>
-        <w:jc w:val="both"/>
-        <w:rPr>
-          <w:rFonts w:ascii="Calibri" w:eastAsia="Malgun Gothic Semilight" w:hAnsi="Calibri" w:cs="Calibri"/>
-        </w:rPr>
-      </w:pPr>
-      <w:r>
-        <w:rPr>
-          <w:rFonts w:ascii="Calibri" w:eastAsia="Malgun Gothic Semilight" w:hAnsi="Calibri" w:cs="Calibri"/>
-        </w:rPr>
-        <w:t>No caso concreto, verifica-se a presença da hipossuficiência da parte autora, haja vista a notória dificuldade do consumidor em produzir prova acerca das circunstâncias que fundamentam suas alegações. Ademais, constata-se a verossimilhança do quanto afirmado na inicial, circunstâncias que autorizam a inversão do ônus da prova.</w:t>
-      </w:r>
-    </w:p>
-    <w:p>
-      <w:pPr>
-        <w:spacing w:line="360" w:lineRule="auto"/>
-        <w:ind w:left="2268" w:firstLine="709"/>
-        <w:jc w:val="both"/>
-        <w:rPr>
-          <w:rFonts w:ascii="Calibri" w:eastAsia="Malgun Gothic Semilight" w:hAnsi="Calibri" w:cs="Calibri"/>
-          <w:b/>
-          <w:bCs/>
-        </w:rPr>
-      </w:pPr>
-      <w:r>
-        <w:rPr>
-          <w:rFonts w:ascii="Calibri" w:eastAsia="Malgun Gothic Semilight" w:hAnsi="Calibri" w:cs="Calibri"/>
-          <w:b/>
-          <w:bCs/>
-        </w:rPr>
-        <w:t>Inverto</w:t>
-      </w:r>
-      <w:r>
-        <w:rPr>
-          <w:rFonts w:ascii="Calibri" w:eastAsia="Malgun Gothic Semilight" w:hAnsi="Calibri" w:cs="Calibri"/>
-        </w:rPr>
-        <w:t>, portanto, o ônus da prova.</w:t>
-      </w:r>
-    </w:p>
-    <w:p>
-      <w:pPr>
-        <w:spacing w:line="360" w:lineRule="auto"/>
-        <w:ind w:left="2268" w:firstLine="709"/>
-        <w:jc w:val="both"/>
-        <w:rPr>
-          <w:rFonts w:ascii="Calibri" w:eastAsia="Malgun Gothic Semilight" w:hAnsi="Calibri" w:cs="Calibri"/>
-          <w:b/>
-          <w:bCs/>
-        </w:rPr>
-      </w:pPr>
-      <w:r>
-        <w:rPr>
-          <w:rFonts w:ascii="Calibri" w:eastAsia="Malgun Gothic Semilight" w:hAnsi="Calibri" w:cs="Calibri"/>
-          <w:b/>
-          <w:bCs/>
-        </w:rPr>
-        <w:t>Indefiro </w:t>
-      </w:r>
-      <w:r>
-        <w:rPr>
-          <w:rFonts w:ascii="Calibri" w:eastAsia="Malgun Gothic Semilight" w:hAnsi="Calibri" w:cs="Calibri"/>
-        </w:rPr>
-        <w:t>a produção de prova oral, porquanto a controvérsia apresenta natureza eminentemente técnica e documental, mostrando-se desnecessária a prova oral para o deslinde da demanda.</w:t>
-      </w:r>
-    </w:p>
-    <w:p>
-      <w:pPr>
-        <w:spacing w:line="360" w:lineRule="auto"/>
-        <w:ind w:left="2268" w:firstLine="709"/>
-        <w:jc w:val="both"/>
-        <w:rPr>
-          <w:rFonts w:ascii="Calibri" w:eastAsia="Malgun Gothic Semilight" w:hAnsi="Calibri" w:cs="Calibri"/>
-          <w:b/>
-          <w:bCs/>
-        </w:rPr>
-      </w:pPr>
-      <w:r>
-        <w:rPr>
-          <w:rFonts w:ascii="Calibri" w:eastAsia="Malgun Gothic Semilight" w:hAnsi="Calibri" w:cs="Calibri"/>
-          <w:b/>
-          <w:bCs/>
-        </w:rPr>
-        <w:t>Defiro </w:t>
-      </w:r>
-      <w:r>
-        <w:rPr>
-          <w:rFonts w:ascii="Calibri" w:eastAsia="Malgun Gothic Semilight" w:hAnsi="Calibri" w:cs="Calibri"/>
-        </w:rPr>
-        <w:t>a produção de prova pericial contábil, requerida pela parte autora, com a finalidade de aferir eventual abusividade no contrato objeto da controvérsia.</w:t>
-      </w:r>
-    </w:p>
-    <w:p>
-      <w:pPr>
-        <w:spacing w:line="360" w:lineRule="auto"/>
-        <w:ind w:left="2268" w:firstLine="709"/>
-        <w:jc w:val="both"/>
-        <w:rPr>
-          <w:rFonts w:ascii="Calibri" w:eastAsia="Malgun Gothic Semilight" w:hAnsi="Calibri" w:cs="Calibri"/>
-          <w:b/>
-          <w:bCs/>
-        </w:rPr>
-      </w:pPr>
-      <w:r>
-        <w:rPr>
-          <w:rFonts w:ascii="Calibri" w:eastAsia="Malgun Gothic Semilight" w:hAnsi="Calibri" w:cs="Calibri"/>
-          <w:b/>
-          <w:bCs/>
-        </w:rPr>
-        <w:t>Nomeio como perita do Juízo Gabriella Bento de Oliveira, contadora, CPF nº 064.401.881-97, e-mail gabriellabentocontabil@gmail.com, telefone (62) 98252-7238.</w:t>
-      </w:r>
-    </w:p>
-    <w:p>
-      <w:pPr>
-        <w:spacing w:line="360" w:lineRule="auto"/>
-        <w:ind w:left="2268" w:firstLine="709"/>
-        <w:jc w:val="both"/>
-        <w:rPr>
-          <w:rFonts w:ascii="Calibri" w:eastAsia="Malgun Gothic Semilight" w:hAnsi="Calibri" w:cs="Calibri"/>
-          <w:b/>
-          <w:bCs/>
-        </w:rPr>
-      </w:pPr>
-      <w:r>
-        <w:rPr>
-          <w:rFonts w:ascii="Calibri" w:eastAsia="Malgun Gothic Semilight" w:hAnsi="Calibri" w:cs="Calibri"/>
-          <w:b/>
-          <w:bCs/>
-        </w:rPr>
-        <w:t>Intime-se </w:t>
-      </w:r>
-      <w:r>
-        <w:rPr>
-          <w:rFonts w:ascii="Calibri" w:eastAsia="Malgun Gothic Semilight" w:hAnsi="Calibri" w:cs="Calibri"/>
-        </w:rPr>
-        <w:t>a perita para que, no prazo de 5 (cinco) dias, apresente proposta de honorários, currículo e dados de contato.</w:t>
-      </w:r>
-    </w:p>
-    <w:p>
-      <w:pPr>
-        <w:spacing w:line="360" w:lineRule="auto"/>
-        <w:ind w:left="2268" w:firstLine="709"/>
-        <w:jc w:val="both"/>
-        <w:rPr>
-          <w:rFonts w:ascii="Calibri" w:eastAsia="Malgun Gothic Semilight" w:hAnsi="Calibri" w:cs="Calibri"/>
-        </w:rPr>
-      </w:pPr>
-      <w:r>
-        <w:rPr>
-          <w:rFonts w:ascii="Calibri" w:eastAsia="Malgun Gothic Semilight" w:hAnsi="Calibri" w:cs="Calibri"/>
-        </w:rPr>
+          <w:rFonts w:ascii="Calibri" w:hAnsi="Calibri" w:cs="Calibri"/>
+          <w:sz w:val="26"/>
+          <w:szCs w:val="26"/>
+        </w:rPr>
+      </w:pPr>
+      <w:r>
+        <w:rPr>
+          <w:rFonts w:ascii="Calibri" w:hAnsi="Calibri" w:cs="Calibri"/>
+          <w:sz w:val="26"/>
+          <w:szCs w:val="26"/>
+        </w:rPr>
+        <w:t xml:space="preserve">A quantificação dos honorários ora submetida à apreciação deste Juízo decorre da análise criteriosa do escopo pericial e da natureza do trabalho a ser </w:t>
         <w:lastRenderedPageBreak/>
-        <w:t>Intimem-se as partes para, no prazo comum de 15 (quinze) dias, apresentarem quesitos e indicarem assistentes técnicos, nos termos do art. 465, § 1º, do Código de Processo Civil.</w:t>
-      </w:r>
-    </w:p>
-    <w:p>
-      <w:pPr>
-        <w:spacing w:line="360" w:lineRule="auto"/>
-        <w:ind w:left="2268" w:firstLine="709"/>
-        <w:jc w:val="both"/>
-        <w:rPr>
-          <w:rFonts w:ascii="Calibri" w:eastAsia="Malgun Gothic Semilight" w:hAnsi="Calibri" w:cs="Calibri"/>
-        </w:rPr>
-      </w:pPr>
-      <w:r>
-        <w:rPr>
-          <w:rFonts w:ascii="Calibri" w:eastAsia="Malgun Gothic Semilight" w:hAnsi="Calibri" w:cs="Calibri"/>
-        </w:rPr>
-        <w:t>Os honorários periciais deverão ser custeados pela parte ré, em razão da inversão do ônus da prova. Apresentada a proposta, intimem-se as partes para manifestação no prazo de 5 (cinco) dias.</w:t>
-      </w:r>
-    </w:p>
-    <w:p>
-      <w:pPr>
-        <w:spacing w:line="360" w:lineRule="auto"/>
-        <w:ind w:left="2268" w:firstLine="709"/>
-        <w:jc w:val="both"/>
-        <w:rPr>
-          <w:rFonts w:ascii="Calibri" w:eastAsia="Malgun Gothic Semilight" w:hAnsi="Calibri" w:cs="Calibri"/>
-        </w:rPr>
-      </w:pPr>
-      <w:r>
-        <w:rPr>
-          <w:rFonts w:ascii="Calibri" w:eastAsia="Malgun Gothic Semilight" w:hAnsi="Calibri" w:cs="Calibri"/>
-        </w:rPr>
-        <w:t>Decorrido o prazo sem impugnação, intime-se a parte requerida para que, no prazo de 15 (quinze) dias, comprove o pagamento dos honorários periciais.</w:t>
-      </w:r>
-    </w:p>
-    <w:p>
-      <w:pPr>
-        <w:spacing w:line="360" w:lineRule="auto"/>
-        <w:ind w:left="2268" w:firstLine="709"/>
-        <w:jc w:val="both"/>
-        <w:rPr>
-          <w:rFonts w:ascii="Calibri" w:eastAsia="Malgun Gothic Semilight" w:hAnsi="Calibri" w:cs="Calibri"/>
-        </w:rPr>
-      </w:pPr>
-      <w:r>
-        <w:rPr>
-          <w:rFonts w:ascii="Calibri" w:eastAsia="Malgun Gothic Semilight" w:hAnsi="Calibri" w:cs="Calibri"/>
-        </w:rPr>
-        <w:t>Desde já, autorizo a liberação dos honorários periciais no percentual de 50% (cinquenta por cento) no início dos trabalhos e 50% (cinquenta por cento) após a apresentação do laudo, respostas aos quesitos e eventuais esclarecimentos, ficando a Secretaria autorizada a expedir o competente alvará, independentemente de nova conclusão.</w:t>
-      </w:r>
-    </w:p>
-    <w:p>
-      <w:pPr>
-        <w:spacing w:line="360" w:lineRule="auto"/>
-        <w:ind w:left="2268" w:firstLine="709"/>
-        <w:jc w:val="both"/>
-        <w:rPr>
-          <w:rFonts w:ascii="Calibri" w:eastAsia="Malgun Gothic Semilight" w:hAnsi="Calibri" w:cs="Calibri"/>
-        </w:rPr>
-      </w:pPr>
-      <w:r>
-        <w:rPr>
-          <w:rFonts w:ascii="Calibri" w:eastAsia="Malgun Gothic Semilight" w:hAnsi="Calibri" w:cs="Calibri"/>
-        </w:rPr>
-        <w:t>(...)”</w:t>
-      </w:r>
-    </w:p>
-    <w:p>
-      <w:pPr>
-        <w:spacing w:line="360" w:lineRule="auto"/>
-        <w:ind w:left="2268" w:firstLine="709"/>
-        <w:jc w:val="both"/>
-        <w:rPr>
-          <w:rFonts w:ascii="Calibri" w:eastAsia="Malgun Gothic Semilight" w:hAnsi="Calibri" w:cs="Calibri"/>
-        </w:rPr>
-      </w:pPr>
-    </w:p>
-    <w:p>
-      <w:pPr>
-        <w:spacing w:line="360" w:lineRule="auto"/>
-        <w:jc w:val="both"/>
-        <w:rPr>
-          <w:rFonts w:ascii="Calibri" w:hAnsi="Calibri" w:cs="Calibri"/>
-          <w:sz w:val="26"/>
-          <w:szCs w:val="26"/>
-        </w:rPr>
-      </w:pPr>
-      <w:r>
-        <w:rPr>
-          <w:rFonts w:ascii="Calibri" w:hAnsi="Calibri" w:cs="Calibri"/>
-          <w:sz w:val="26"/>
-          <w:szCs w:val="26"/>
-        </w:rPr>
-        <w:t xml:space="preserve">2 – </w:t>
-      </w:r>
-      <w:r>
-        <w:rPr>
-          <w:rFonts w:ascii="Calibri" w:hAnsi="Calibri" w:cs="Calibri"/>
-          <w:b/>
-          <w:bCs/>
-          <w:sz w:val="26"/>
-          <w:szCs w:val="26"/>
-        </w:rPr>
-        <w:t>Aceitação do encargo</w:t>
-      </w:r>
-    </w:p>
-    <w:p>
-      <w:pPr>
-        <w:spacing w:line="360" w:lineRule="auto"/>
-        <w:ind w:firstLine="1134"/>
-        <w:jc w:val="both"/>
-        <w:rPr>
-          <w:rFonts w:ascii="Calibri" w:hAnsi="Calibri" w:cs="Calibri"/>
-          <w:sz w:val="26"/>
-          <w:szCs w:val="26"/>
-        </w:rPr>
-      </w:pPr>
-      <w:r>
-        <w:rPr>
-          <w:rFonts w:ascii="Calibri" w:hAnsi="Calibri" w:cs="Calibri"/>
-          <w:sz w:val="26"/>
-          <w:szCs w:val="26"/>
-        </w:rPr>
-        <w:t>Desde já, a profissional subscrevente manifesta sua aceitação ao encargo pericial que lhe foi confiado, comprometendo-se a desempenhá-lo com zelo, imparcialidade e observância das normas legais</w:t>
-      </w:r>
-      <w:r>
-        <w:rPr>
-          <w:rFonts w:ascii="Calibri" w:hAnsi="Calibri" w:cs="Calibri"/>
-          <w:sz w:val="26"/>
-          <w:szCs w:val="26"/>
-        </w:rPr>
-        <w:t>.</w:t>
-      </w:r>
-    </w:p>
-    <w:p>
-      <w:pPr>
-        <w:spacing w:line="360" w:lineRule="auto"/>
-        <w:ind w:firstLine="1134"/>
-        <w:jc w:val="both"/>
-        <w:rPr>
-          <w:rFonts w:ascii="Calibri" w:hAnsi="Calibri" w:cs="Calibri"/>
-          <w:sz w:val="26"/>
-          <w:szCs w:val="26"/>
-        </w:rPr>
-      </w:pPr>
-    </w:p>
-    <w:p>
-      <w:pPr>
-        <w:spacing w:line="360" w:lineRule="auto"/>
-        <w:jc w:val="both"/>
-        <w:rPr>
-          <w:rFonts w:ascii="Calibri" w:hAnsi="Calibri" w:cs="Calibri"/>
-          <w:sz w:val="26"/>
-          <w:szCs w:val="26"/>
-        </w:rPr>
-      </w:pPr>
-      <w:r>
-        <w:rPr>
-          <w:rFonts w:ascii="Calibri" w:hAnsi="Calibri" w:cs="Calibri"/>
-          <w:sz w:val="26"/>
-          <w:szCs w:val="26"/>
-        </w:rPr>
-        <w:t>3</w:t>
-      </w:r>
-      <w:r>
-        <w:rPr>
-          <w:rFonts w:ascii="Calibri" w:hAnsi="Calibri" w:cs="Calibri"/>
-          <w:sz w:val="26"/>
-          <w:szCs w:val="26"/>
-        </w:rPr>
-        <w:t xml:space="preserve"> – </w:t>
-      </w:r>
-      <w:r>
-        <w:rPr>
-          <w:rFonts w:ascii="Calibri" w:hAnsi="Calibri" w:cs="Calibri"/>
-          <w:b/>
-          <w:bCs/>
-          <w:sz w:val="26"/>
-          <w:szCs w:val="26"/>
-        </w:rPr>
-        <w:t>Metodologia</w:t>
-      </w:r>
-    </w:p>
-    <w:p>
-      <w:pPr>
-        <w:spacing w:line="360" w:lineRule="auto"/>
-        <w:ind w:firstLine="1134"/>
-        <w:jc w:val="both"/>
-        <w:rPr>
-          <w:rFonts w:ascii="Calibri" w:hAnsi="Calibri" w:cs="Calibri"/>
-          <w:sz w:val="26"/>
-          <w:szCs w:val="26"/>
-        </w:rPr>
-      </w:pPr>
-      <w:r>
-        <w:rPr>
-          <w:rFonts w:ascii="Calibri" w:hAnsi="Calibri" w:cs="Calibri"/>
-          <w:sz w:val="26"/>
-          <w:szCs w:val="26"/>
-        </w:rPr>
-        <w:t xml:space="preserve">A quantificação dos honorários ora submetida à apreciação deste Juízo decorre da análise criteriosa do escopo pericial e da natureza do trabalho a ser </w:t>
-      </w:r>
-      <w:r>
-        <w:rPr>
-          <w:rFonts w:ascii="Calibri" w:hAnsi="Calibri" w:cs="Calibri"/>
-          <w:sz w:val="26"/>
-          <w:szCs w:val="26"/>
-        </w:rPr>
-        <w:lastRenderedPageBreak/>
-        <w:t xml:space="preserve">executado. Para tanto, foram ponderados </w:t>
-      </w:r>
-      <w:r>
-        <w:rPr>
-          <w:rFonts w:ascii="Calibri" w:hAnsi="Calibri" w:cs="Calibri"/>
-          <w:sz w:val="26"/>
-          <w:szCs w:val="26"/>
-        </w:rPr>
-        <w:t>aspectos como relevância, risco e complexidade, além de outros elementos, tais como:</w:t>
+        <w:t xml:space="preserve">executado. Para tanto, foram ponderados aspectos como relevância, risco e complexidade, além de outros elementos, tais como:</w:t>
       </w:r>
     </w:p>
     <w:p>
@@ -1639,32 +1029,7 @@
           <w:sz w:val="26"/>
           <w:szCs w:val="26"/>
         </w:rPr>
-        <w:t xml:space="preserve">A quantificação dos honorários periciais ora submetida à apreciação deste MM. Juízo decorre da análise do escopo da prova técnica deferida nos autos, bem como da natureza da controvérsia instaurada, observados os princípios da razoabilidade, proporcionalidade e adequação técnica, nos termos dos </w:t>
-      </w:r>
-      <w:proofErr w:type="spellStart"/>
-      <w:r>
-        <w:rPr>
-          <w:rFonts w:ascii="Calibri" w:hAnsi="Calibri" w:cs="Calibri"/>
-          <w:sz w:val="26"/>
-          <w:szCs w:val="26"/>
-        </w:rPr>
-        <w:t>arts</w:t>
-      </w:r>
-      <w:proofErr w:type="spellEnd"/>
-      <w:r>
-        <w:rPr>
-          <w:rFonts w:ascii="Calibri" w:hAnsi="Calibri" w:cs="Calibri"/>
-          <w:sz w:val="26"/>
-          <w:szCs w:val="26"/>
-        </w:rPr>
-        <w:t xml:space="preserve">. 95 e 465 do Código de Processo Civil e da Norma Brasileira de </w:t>
-      </w:r>
-      <w:r>
-        <w:rPr>
-          <w:rFonts w:ascii="Calibri" w:hAnsi="Calibri" w:cs="Calibri"/>
-          <w:sz w:val="26"/>
-          <w:szCs w:val="26"/>
-        </w:rPr>
+        <w:t xml:space="preserve">A quantificação dos honorários periciais ora submetida à apreciação deste MM. Juízo decorre da análise do escopo da prova técnica deferida nos autos, bem como da natureza da controvérsia instaurada, observados os princípios da razoabilidade, proporcionalidade e adequação técnica, nos termos dos arts. 95 e 465 do Código de Processo Civil e da Norma Brasileira de </w:t>
         <w:lastRenderedPageBreak/>
         <w:t>Contabilidade Aplicada à Perícia – NBC TP 01, editada pelo Conselho Federal de Contabilidade.</w:t>
       </w:r>
@@ -1709,52 +1074,6 @@
           <w:rFonts w:ascii="Calibri" w:hAnsi="Calibri" w:cs="Calibri"/>
           <w:sz w:val="26"/>
           <w:szCs w:val="26"/>
-        </w:rPr>
-      </w:r>
-      <w:r>
-        <w:rPr>
-          <w:rFonts w:ascii="Calibri" w:hAnsi="Calibri" w:cs="Calibri"/>
-          <w:sz w:val="26"/>
-          <w:szCs w:val="26"/>
-        </w:rPr>
-      </w:r>
-      <w:r>
-        <w:rPr>
-          <w:rFonts w:ascii="Calibri" w:hAnsi="Calibri" w:cs="Calibri"/>
-          <w:sz w:val="26"/>
-          <w:szCs w:val="26"/>
-          <w:u w:val="single"/>
-        </w:rPr>
-      </w:r>
-      <w:r>
-        <w:rPr>
-          <w:rFonts w:ascii="Calibri" w:hAnsi="Calibri" w:cs="Calibri"/>
-          <w:sz w:val="26"/>
-          <w:szCs w:val="26"/>
-          <w:u w:val="single"/>
-        </w:rPr>
-      </w:r>
-      <w:r>
-        <w:rPr>
-          <w:rFonts w:ascii="Calibri" w:hAnsi="Calibri" w:cs="Calibri"/>
-          <w:sz w:val="26"/>
-          <w:szCs w:val="26"/>
-          <w:u w:val="single"/>
-        </w:rPr>
-      </w:r>
-      <w:r>
-        <w:rPr>
-          <w:rFonts w:ascii="Calibri" w:hAnsi="Calibri" w:cs="Calibri"/>
-          <w:sz w:val="26"/>
-          <w:szCs w:val="26"/>
-          <w:u w:val="single"/>
-        </w:rPr>
-      </w:r>
-      <w:r>
-        <w:rPr>
-          <w:rFonts w:ascii="Calibri" w:hAnsi="Calibri" w:cs="Calibri"/>
-          <w:sz w:val="26"/>
-          <w:szCs w:val="26"/>
           <w:u w:val="single"/>
         </w:rPr>
       </w:r>
@@ -1853,20 +1172,6 @@
       <w:r>
         <w:rPr>
           <w:rFonts w:ascii="Calibri" w:hAnsi="Calibri" w:cs="Calibri"/>
-          <w:sz w:val="26"/>
-          <w:szCs w:val="26"/>
-        </w:rPr>
-      </w:r>
-      <w:r>
-        <w:rPr>
-          <w:rFonts w:ascii="Calibri" w:hAnsi="Calibri" w:cs="Calibri"/>
-          <w:sz w:val="26"/>
-          <w:szCs w:val="26"/>
-        </w:rPr>
-      </w:r>
-      <w:r>
-        <w:rPr>
-          <w:rFonts w:ascii="Calibri" w:hAnsi="Calibri" w:cs="Calibri"/>
           <w:b/>
           <w:bCs/>
           <w:sz w:val="26"/>
@@ -1876,52 +1181,35 @@
       <w:r>
         <w:rPr>
           <w:rFonts w:ascii="Calibri" w:hAnsi="Calibri" w:cs="Calibri"/>
+          <w:sz w:val="26"/>
+          <w:szCs w:val="26"/>
+        </w:rPr>
+      </w:r>
+    </w:p>
+    <w:p>
+      <w:pPr>
+        <w:spacing w:line="360" w:lineRule="auto"/>
+        <w:jc w:val="both"/>
+        <w:rPr>
+          <w:rFonts w:ascii="Calibri" w:hAnsi="Calibri" w:cs="Calibri"/>
           <w:b/>
           <w:bCs/>
           <w:sz w:val="26"/>
           <w:szCs w:val="26"/>
         </w:rPr>
-      </w:r>
-      <w:r>
-        <w:rPr>
-          <w:rFonts w:ascii="Calibri" w:hAnsi="Calibri" w:cs="Calibri"/>
-          <w:sz w:val="26"/>
-          <w:szCs w:val="26"/>
-        </w:rPr>
-      </w:r>
-      <w:r>
-        <w:rPr>
-          <w:rFonts w:ascii="Calibri" w:hAnsi="Calibri" w:cs="Calibri"/>
-          <w:sz w:val="26"/>
-          <w:szCs w:val="26"/>
-        </w:rPr>
-      </w:r>
-      <w:r>
-        <w:rPr>
-          <w:rFonts w:ascii="Calibri" w:hAnsi="Calibri" w:cs="Calibri"/>
-          <w:sz w:val="26"/>
-          <w:szCs w:val="26"/>
-        </w:rPr>
-      </w:r>
-      <w:r>
-        <w:rPr>
-          <w:rFonts w:ascii="Calibri" w:hAnsi="Calibri" w:cs="Calibri"/>
-          <w:sz w:val="26"/>
-          <w:szCs w:val="26"/>
-        </w:rPr>
-      </w:r>
-      <w:r>
-        <w:rPr>
-          <w:rFonts w:ascii="Calibri" w:hAnsi="Calibri" w:cs="Calibri"/>
-          <w:sz w:val="26"/>
-          <w:szCs w:val="26"/>
-        </w:rPr>
-      </w:r>
-    </w:p>
-    <w:p>
-      <w:pPr>
-        <w:spacing w:line="360" w:lineRule="auto"/>
-        <w:jc w:val="both"/>
+      </w:pPr>
+    </w:p>
+    <w:p>
+      <w:pPr>
+        <w:spacing w:line="360" w:lineRule="auto"/>
+        <w:jc w:val="both"/>
+        <w:rPr>
+          <w:rFonts w:ascii="Calibri" w:hAnsi="Calibri" w:cs="Calibri"/>
+          <w:sz w:val="26"/>
+          <w:szCs w:val="26"/>
+        </w:rPr>
+      </w:pPr>
+      <w:r>
         <w:rPr>
           <w:rFonts w:ascii="Calibri" w:hAnsi="Calibri" w:cs="Calibri"/>
           <w:b/>
@@ -1929,19 +1217,147 @@
           <w:sz w:val="26"/>
           <w:szCs w:val="26"/>
         </w:rPr>
-      </w:pPr>
-    </w:p>
-    <w:p>
-      <w:pPr>
-        <w:spacing w:line="360" w:lineRule="auto"/>
-        <w:jc w:val="both"/>
-        <w:rPr>
-          <w:rFonts w:ascii="Calibri" w:hAnsi="Calibri" w:cs="Calibri"/>
-          <w:sz w:val="26"/>
-          <w:szCs w:val="26"/>
-        </w:rPr>
-      </w:pPr>
-      <w:r>
+        <w:t>5 – Observações adicionais</w:t>
+      </w:r>
+    </w:p>
+    <w:p>
+      <w:pPr>
+        <w:spacing w:line="360" w:lineRule="auto"/>
+        <w:ind w:firstLine="1134"/>
+        <w:jc w:val="both"/>
+        <w:rPr>
+          <w:rFonts w:ascii="Calibri" w:hAnsi="Calibri" w:cs="Calibri"/>
+          <w:sz w:val="26"/>
+          <w:szCs w:val="26"/>
+        </w:rPr>
+      </w:pPr>
+      <w:r>
+        <w:rPr>
+          <w:rFonts w:ascii="Calibri" w:hAnsi="Calibri" w:cs="Calibri"/>
+          <w:sz w:val="26"/>
+          <w:szCs w:val="26"/>
+        </w:rPr>
+        <w:t xml:space="preserve">Dessa forma, importa destacar que sobre o valor proposto incidirão, sob responsabilidade exclusiva desta perita, os tributos e encargos legais aplicáveis à remuneração dos serviços periciais. </w:t>
+      </w:r>
+    </w:p>
+    <w:p>
+      <w:pPr>
+        <w:spacing w:line="360" w:lineRule="auto"/>
+        <w:ind w:firstLine="1134"/>
+        <w:jc w:val="both"/>
+        <w:rPr>
+          <w:rFonts w:ascii="Calibri" w:hAnsi="Calibri" w:cs="Calibri"/>
+          <w:sz w:val="26"/>
+          <w:szCs w:val="26"/>
+        </w:rPr>
+      </w:pPr>
+      <w:r>
+        <w:rPr>
+          <w:rFonts w:ascii="Calibri" w:hAnsi="Calibri" w:cs="Calibri"/>
+          <w:sz w:val="26"/>
+          <w:szCs w:val="26"/>
+        </w:rPr>
+        <w:t xml:space="preserve">Ressalta-se ainda que os honorários ora propostos não contemplam a análise ou resposta a eventuais quesitos suplementares que extrapolem o escopo já fixado pelo juízo (conforme dispõe o art. 469 do Código de Processo Civil). Caso tais demandas adicionais venham a ocorrer, a perita reserva-se o direito de apresentar proposta suplementar de honorários ou solicitar a fixação de valores adicionais compatíveis com os novos encargos.</w:t>
+      </w:r>
+    </w:p>
+    <w:p>
+      <w:pPr>
+        <w:spacing w:line="360" w:lineRule="auto"/>
+        <w:ind w:firstLine="1134"/>
+        <w:jc w:val="both"/>
+        <w:rPr>
+          <w:rFonts w:ascii="Calibri" w:hAnsi="Calibri" w:cs="Calibri"/>
+          <w:sz w:val="26"/>
+          <w:szCs w:val="26"/>
+        </w:rPr>
+      </w:pPr>
+      <w:r>
+        <w:rPr>
+          <w:rFonts w:ascii="Calibri" w:hAnsi="Calibri" w:cs="Calibri"/>
+          <w:sz w:val="26"/>
+          <w:szCs w:val="26"/>
+        </w:rPr>
+        <w:t xml:space="preserve">Requer-se, ainda, o prazo de 30 (trinta) dias para a elaboração e conclusão dos trabalhos periciais, contados a partir da intimação desta Perita para início dos trabalhos e após a comprovação do depósito integral dos honorários periciais.</w:t>
+      </w:r>
+    </w:p>
+    <w:p>
+      <w:pPr>
+        <w:spacing w:line="360" w:lineRule="auto"/>
+        <w:ind w:firstLine="1134"/>
+        <w:jc w:val="both"/>
+        <w:rPr>
+          <w:rFonts w:ascii="Calibri" w:hAnsi="Calibri" w:cs="Calibri"/>
+          <w:sz w:val="26"/>
+          <w:szCs w:val="26"/>
+        </w:rPr>
+      </w:pPr>
+      <w:r>
+        <w:rPr>
+          <w:rFonts w:ascii="Calibri" w:hAnsi="Calibri" w:cs="Calibri"/>
+          <w:sz w:val="26"/>
+          <w:szCs w:val="26"/>
+        </w:rPr>
+        <w:t xml:space="preserve">Por fim, requer-se o adiantamento de, no mínimo, 50% (cinquenta por cento) do valor estipulado para os honorários periciais, para que se possa realizar o trabalho a contento, dentro dos padrões e prazos que exige o Judiciário, conforme art. 465, § 4º, CPC. </w:t>
+      </w:r>
+    </w:p>
+    <w:p>
+      <w:pPr>
+        <w:spacing w:line="360" w:lineRule="auto"/>
+        <w:ind w:firstLine="1134"/>
+        <w:jc w:val="both"/>
+        <w:rPr>
+          <w:rFonts w:ascii="Calibri" w:hAnsi="Calibri" w:cs="Calibri"/>
+          <w:sz w:val="26"/>
+          <w:szCs w:val="26"/>
+        </w:rPr>
+      </w:pPr>
+      <w:r>
+        <w:rPr>
+          <w:rFonts w:ascii="Calibri" w:hAnsi="Calibri" w:cs="Calibri"/>
+          <w:sz w:val="26"/>
+          <w:szCs w:val="26"/>
+        </w:rPr>
+        <w:t xml:space="preserve">Na mesma esteira, caso não seja feito o depósito da verba honorária dentro do prazo de 12 (doze) meses, de acordo com o Art. 206, §1, III, CC, considera-</w:t>
+        <w:lastRenderedPageBreak/>
+        <w:t xml:space="preserve">se prescrita a presente proposta, sendo necessário apresentar nova proposta de honorários.</w:t>
+      </w:r>
+    </w:p>
+    <w:p>
+      <w:pPr>
+        <w:spacing w:line="360" w:lineRule="auto"/>
+        <w:ind w:firstLine="1134"/>
+        <w:jc w:val="both"/>
+        <w:rPr>
+          <w:rFonts w:ascii="Calibri" w:hAnsi="Calibri" w:cs="Calibri"/>
+          <w:sz w:val="26"/>
+          <w:szCs w:val="26"/>
+        </w:rPr>
+      </w:pPr>
+      <w:r>
+        <w:rPr>
+          <w:rFonts w:ascii="Calibri" w:hAnsi="Calibri" w:cs="Calibri"/>
+          <w:sz w:val="26"/>
+          <w:szCs w:val="26"/>
+        </w:rPr>
+        <w:t xml:space="preserve">Esta Perita nomeada mais uma vez agradece a confiança atribuída por este Juízo e se coloca à disposição para esclarecimentos e informações que se fizerem necessárias, ou para início imediato dos trabalhos.</w:t>
+      </w:r>
+    </w:p>
+    <w:p>
+      <w:pPr>
+        <w:spacing w:line="360" w:lineRule="auto"/>
+        <w:ind w:firstLine="1134"/>
+        <w:jc w:val="both"/>
+        <w:rPr>
+          <w:rFonts w:ascii="Calibri" w:hAnsi="Calibri" w:cs="Calibri"/>
+          <w:sz w:val="26"/>
+          <w:szCs w:val="26"/>
+        </w:rPr>
+      </w:pPr>
+    </w:p>
+    <w:p>
+      <w:pPr>
+        <w:spacing w:line="360" w:lineRule="auto"/>
+        <w:jc w:val="both"/>
         <w:rPr>
           <w:rFonts w:ascii="Calibri" w:hAnsi="Calibri" w:cs="Calibri"/>
           <w:b/>
@@ -1949,450 +1365,8 @@
           <w:sz w:val="26"/>
           <w:szCs w:val="26"/>
         </w:rPr>
-        <w:t>5 – Observações adicionais</w:t>
-      </w:r>
-    </w:p>
-    <w:p>
-      <w:pPr>
-        <w:spacing w:line="360" w:lineRule="auto"/>
-        <w:ind w:firstLine="1134"/>
-        <w:jc w:val="both"/>
-        <w:rPr>
-          <w:rFonts w:ascii="Calibri" w:hAnsi="Calibri" w:cs="Calibri"/>
-          <w:sz w:val="26"/>
-          <w:szCs w:val="26"/>
-        </w:rPr>
-      </w:pPr>
-      <w:r>
-        <w:rPr>
-          <w:rFonts w:ascii="Calibri" w:hAnsi="Calibri" w:cs="Calibri"/>
-          <w:sz w:val="26"/>
-          <w:szCs w:val="26"/>
-        </w:rPr>
-        <w:t>Dessa forma,</w:t>
-      </w:r>
-      <w:r>
-        <w:rPr>
-          <w:rFonts w:ascii="Calibri" w:hAnsi="Calibri" w:cs="Calibri"/>
-          <w:sz w:val="26"/>
-          <w:szCs w:val="26"/>
-        </w:rPr>
-        <w:t xml:space="preserve"> </w:t>
-      </w:r>
-      <w:r>
-        <w:rPr>
-          <w:rFonts w:ascii="Calibri" w:hAnsi="Calibri" w:cs="Calibri"/>
-          <w:sz w:val="26"/>
-          <w:szCs w:val="26"/>
-        </w:rPr>
-        <w:t xml:space="preserve">importa destacar que sobre o valor proposto incidirão, sob responsabilidade exclusiva desta perita, os tributos e encargos legais aplicáveis à remuneração dos serviços periciais. </w:t>
-      </w:r>
-    </w:p>
-    <w:p>
-      <w:pPr>
-        <w:spacing w:line="360" w:lineRule="auto"/>
-        <w:ind w:firstLine="1134"/>
-        <w:jc w:val="both"/>
-        <w:rPr>
-          <w:rFonts w:ascii="Calibri" w:hAnsi="Calibri" w:cs="Calibri"/>
-          <w:sz w:val="26"/>
-          <w:szCs w:val="26"/>
-        </w:rPr>
-      </w:pPr>
-      <w:r>
-        <w:rPr>
-          <w:rFonts w:ascii="Calibri" w:hAnsi="Calibri" w:cs="Calibri"/>
-          <w:sz w:val="26"/>
-          <w:szCs w:val="26"/>
-        </w:rPr>
-        <w:t>R</w:t>
-      </w:r>
-      <w:r>
-        <w:rPr>
-          <w:rFonts w:ascii="Calibri" w:hAnsi="Calibri" w:cs="Calibri"/>
-          <w:sz w:val="26"/>
-          <w:szCs w:val="26"/>
-        </w:rPr>
-        <w:t>essalta-se</w:t>
-      </w:r>
-      <w:r>
-        <w:rPr>
-          <w:rFonts w:ascii="Calibri" w:hAnsi="Calibri" w:cs="Calibri"/>
-          <w:sz w:val="26"/>
-          <w:szCs w:val="26"/>
-        </w:rPr>
-        <w:t xml:space="preserve"> ainda</w:t>
-      </w:r>
-      <w:r>
-        <w:rPr>
-          <w:rFonts w:ascii="Calibri" w:hAnsi="Calibri" w:cs="Calibri"/>
-          <w:sz w:val="26"/>
-          <w:szCs w:val="26"/>
-        </w:rPr>
-        <w:t xml:space="preserve"> que os honorários ora propostos não contemplam a análise ou resposta a eventuais quesitos </w:t>
-      </w:r>
-      <w:r>
-        <w:rPr>
-          <w:rFonts w:ascii="Calibri" w:hAnsi="Calibri" w:cs="Calibri"/>
-          <w:sz w:val="26"/>
-          <w:szCs w:val="26"/>
-        </w:rPr>
-        <w:t>suplementares</w:t>
-      </w:r>
-      <w:r>
-        <w:rPr>
-          <w:rFonts w:ascii="Calibri" w:hAnsi="Calibri" w:cs="Calibri"/>
-          <w:sz w:val="26"/>
-          <w:szCs w:val="26"/>
-        </w:rPr>
-        <w:t xml:space="preserve"> que extrapolem o escopo </w:t>
-      </w:r>
-      <w:r>
-        <w:rPr>
-          <w:rFonts w:ascii="Calibri" w:hAnsi="Calibri" w:cs="Calibri"/>
-          <w:sz w:val="26"/>
-          <w:szCs w:val="26"/>
-        </w:rPr>
-        <w:t xml:space="preserve">já fixado pelo juízo </w:t>
-      </w:r>
-      <w:r>
-        <w:rPr>
-          <w:rFonts w:ascii="Calibri" w:hAnsi="Calibri" w:cs="Calibri"/>
-          <w:sz w:val="26"/>
-          <w:szCs w:val="26"/>
-        </w:rPr>
-        <w:t>(conforme dispõe o art. 469 do Código de Processo Civil). Caso tais demandas adicionais venham a ocorrer, a perita reserva-se o direito de apresentar proposta suplementar de honorários ou solicitar a fixação de valores adicionais compatíveis com os novos encargos.</w:t>
-      </w:r>
-    </w:p>
-    <w:p>
-      <w:pPr>
-        <w:spacing w:line="360" w:lineRule="auto"/>
-        <w:ind w:firstLine="1134"/>
-        <w:jc w:val="both"/>
-        <w:rPr>
-          <w:rFonts w:ascii="Calibri" w:hAnsi="Calibri" w:cs="Calibri"/>
-          <w:sz w:val="26"/>
-          <w:szCs w:val="26"/>
-        </w:rPr>
-      </w:pPr>
-      <w:r>
-        <w:rPr>
-          <w:rFonts w:ascii="Calibri" w:hAnsi="Calibri" w:cs="Calibri"/>
-          <w:sz w:val="26"/>
-          <w:szCs w:val="26"/>
-        </w:rPr>
-        <w:t>Requer-se</w:t>
-      </w:r>
-      <w:r>
-        <w:rPr>
-          <w:rFonts w:ascii="Calibri" w:hAnsi="Calibri" w:cs="Calibri"/>
-          <w:sz w:val="26"/>
-          <w:szCs w:val="26"/>
-        </w:rPr>
-        <w:t xml:space="preserve">, ainda, o prazo </w:t>
-      </w:r>
-      <w:r>
-        <w:rPr>
-          <w:rFonts w:ascii="Calibri" w:hAnsi="Calibri" w:cs="Calibri"/>
-          <w:sz w:val="26"/>
-          <w:szCs w:val="26"/>
-        </w:rPr>
-        <w:t xml:space="preserve">de </w:t>
-      </w:r>
-      <w:r>
-        <w:rPr>
-          <w:rFonts w:ascii="Calibri" w:hAnsi="Calibri" w:cs="Calibri"/>
-          <w:sz w:val="26"/>
-          <w:szCs w:val="26"/>
-        </w:rPr>
-        <w:t>30 (trinta) dias</w:t>
-      </w:r>
-      <w:r>
-        <w:rPr>
-          <w:rFonts w:ascii="Calibri" w:hAnsi="Calibri" w:cs="Calibri"/>
-          <w:sz w:val="26"/>
-          <w:szCs w:val="26"/>
-        </w:rPr>
-        <w:t xml:space="preserve"> </w:t>
-      </w:r>
-      <w:r>
-        <w:rPr>
-          <w:rFonts w:ascii="Calibri" w:hAnsi="Calibri" w:cs="Calibri"/>
-          <w:sz w:val="26"/>
-          <w:szCs w:val="26"/>
-        </w:rPr>
-        <w:t xml:space="preserve">para </w:t>
-      </w:r>
-      <w:r>
-        <w:rPr>
-          <w:rFonts w:ascii="Calibri" w:hAnsi="Calibri" w:cs="Calibri"/>
-          <w:sz w:val="26"/>
-          <w:szCs w:val="26"/>
-        </w:rPr>
-        <w:t xml:space="preserve">a </w:t>
-      </w:r>
-      <w:r>
-        <w:rPr>
-          <w:rFonts w:ascii="Calibri" w:hAnsi="Calibri" w:cs="Calibri"/>
-          <w:sz w:val="26"/>
-          <w:szCs w:val="26"/>
-        </w:rPr>
-        <w:t xml:space="preserve">elaboração </w:t>
-      </w:r>
-      <w:r>
-        <w:rPr>
-          <w:rFonts w:ascii="Calibri" w:hAnsi="Calibri" w:cs="Calibri"/>
-          <w:sz w:val="26"/>
-          <w:szCs w:val="26"/>
-        </w:rPr>
-        <w:t xml:space="preserve">e </w:t>
-      </w:r>
-      <w:r>
-        <w:rPr>
-          <w:rFonts w:ascii="Calibri" w:hAnsi="Calibri" w:cs="Calibri"/>
-          <w:sz w:val="26"/>
-          <w:szCs w:val="26"/>
-        </w:rPr>
-        <w:t>conclusão dos trabalhos periciais</w:t>
-      </w:r>
-      <w:r>
-        <w:rPr>
-          <w:rFonts w:ascii="Calibri" w:hAnsi="Calibri" w:cs="Calibri"/>
-          <w:sz w:val="26"/>
-          <w:szCs w:val="26"/>
-        </w:rPr>
-        <w:t>, contados a partir da intimação desta Perita para início dos trabalhos</w:t>
-      </w:r>
-      <w:r>
-        <w:rPr>
-          <w:rFonts w:ascii="Calibri" w:hAnsi="Calibri" w:cs="Calibri"/>
-          <w:sz w:val="26"/>
-          <w:szCs w:val="26"/>
-        </w:rPr>
-        <w:t xml:space="preserve"> e </w:t>
-      </w:r>
-      <w:r>
-        <w:rPr>
-          <w:rFonts w:ascii="Calibri" w:hAnsi="Calibri" w:cs="Calibri"/>
-          <w:sz w:val="26"/>
-          <w:szCs w:val="26"/>
-        </w:rPr>
-        <w:t xml:space="preserve">após a comprovação do </w:t>
-      </w:r>
-      <w:r>
-        <w:rPr>
-          <w:rFonts w:ascii="Calibri" w:hAnsi="Calibri" w:cs="Calibri"/>
-          <w:sz w:val="26"/>
-          <w:szCs w:val="26"/>
-        </w:rPr>
-        <w:t xml:space="preserve">depósito </w:t>
-      </w:r>
-      <w:r>
-        <w:rPr>
-          <w:rFonts w:ascii="Calibri" w:hAnsi="Calibri" w:cs="Calibri"/>
-          <w:sz w:val="26"/>
-          <w:szCs w:val="26"/>
-        </w:rPr>
-        <w:t xml:space="preserve">integral </w:t>
-      </w:r>
-      <w:r>
-        <w:rPr>
-          <w:rFonts w:ascii="Calibri" w:hAnsi="Calibri" w:cs="Calibri"/>
-          <w:sz w:val="26"/>
-          <w:szCs w:val="26"/>
-        </w:rPr>
-        <w:t>dos honorários periciais</w:t>
-      </w:r>
-      <w:r>
-        <w:rPr>
-          <w:rFonts w:ascii="Calibri" w:hAnsi="Calibri" w:cs="Calibri"/>
-          <w:sz w:val="26"/>
-          <w:szCs w:val="26"/>
-        </w:rPr>
-        <w:t>.</w:t>
-      </w:r>
-    </w:p>
-    <w:p>
-      <w:pPr>
-        <w:spacing w:line="360" w:lineRule="auto"/>
-        <w:ind w:firstLine="1134"/>
-        <w:jc w:val="both"/>
-        <w:rPr>
-          <w:rFonts w:ascii="Calibri" w:hAnsi="Calibri" w:cs="Calibri"/>
-          <w:sz w:val="26"/>
-          <w:szCs w:val="26"/>
-        </w:rPr>
-      </w:pPr>
-      <w:r>
-        <w:rPr>
-          <w:rFonts w:ascii="Calibri" w:hAnsi="Calibri" w:cs="Calibri"/>
-          <w:sz w:val="26"/>
-          <w:szCs w:val="26"/>
-        </w:rPr>
-        <w:t xml:space="preserve">Por fim, requer-se o adiantamento de, no mínimo, 50% (cinquenta por cento) do valor estipulado para os honorários periciais, para que se possa realizar o trabalho a contento, dentro dos padrões e prazos que exige o Judiciário, conforme art. 465, § 4º, CPC. </w:t>
-      </w:r>
-    </w:p>
-    <w:p>
-      <w:pPr>
-        <w:spacing w:line="360" w:lineRule="auto"/>
-        <w:ind w:firstLine="1134"/>
-        <w:jc w:val="both"/>
-        <w:rPr>
-          <w:rFonts w:ascii="Calibri" w:hAnsi="Calibri" w:cs="Calibri"/>
-          <w:sz w:val="26"/>
-          <w:szCs w:val="26"/>
-        </w:rPr>
-      </w:pPr>
-      <w:r>
-        <w:rPr>
-          <w:rFonts w:ascii="Calibri" w:hAnsi="Calibri" w:cs="Calibri"/>
-          <w:sz w:val="26"/>
-          <w:szCs w:val="26"/>
-        </w:rPr>
-        <w:t>Na mesma esteira, caso não seja feito o depósito da</w:t>
-      </w:r>
-      <w:r>
-        <w:rPr>
-          <w:rFonts w:ascii="Calibri" w:hAnsi="Calibri" w:cs="Calibri"/>
-          <w:sz w:val="26"/>
-          <w:szCs w:val="26"/>
-        </w:rPr>
-        <w:t xml:space="preserve"> </w:t>
-      </w:r>
-      <w:r>
-        <w:rPr>
-          <w:rFonts w:ascii="Calibri" w:hAnsi="Calibri" w:cs="Calibri"/>
-          <w:sz w:val="26"/>
-          <w:szCs w:val="26"/>
-        </w:rPr>
-        <w:t>verba honorária dentro do prazo de 12 (doze) meses, de acordo com o Art. 206, §1, III,</w:t>
-      </w:r>
-      <w:r>
-        <w:rPr>
-          <w:rFonts w:ascii="Calibri" w:hAnsi="Calibri" w:cs="Calibri"/>
-          <w:sz w:val="26"/>
-          <w:szCs w:val="26"/>
-        </w:rPr>
-        <w:t xml:space="preserve"> </w:t>
-      </w:r>
-      <w:r>
-        <w:rPr>
-          <w:rFonts w:ascii="Calibri" w:hAnsi="Calibri" w:cs="Calibri"/>
-          <w:sz w:val="26"/>
-          <w:szCs w:val="26"/>
-        </w:rPr>
-        <w:t>CC, considera-</w:t>
-      </w:r>
-      <w:r>
-        <w:rPr>
-          <w:rFonts w:ascii="Calibri" w:hAnsi="Calibri" w:cs="Calibri"/>
-          <w:sz w:val="26"/>
-          <w:szCs w:val="26"/>
-        </w:rPr>
-        <w:lastRenderedPageBreak/>
-        <w:t>se prescrita a presente proposta, sendo necessário apresentar</w:t>
-      </w:r>
-      <w:r>
-        <w:rPr>
-          <w:rFonts w:ascii="Calibri" w:hAnsi="Calibri" w:cs="Calibri"/>
-          <w:sz w:val="26"/>
-          <w:szCs w:val="26"/>
-        </w:rPr>
-        <w:t xml:space="preserve"> </w:t>
-      </w:r>
-      <w:r>
-        <w:rPr>
-          <w:rFonts w:ascii="Calibri" w:hAnsi="Calibri" w:cs="Calibri"/>
-          <w:sz w:val="26"/>
-          <w:szCs w:val="26"/>
-        </w:rPr>
-        <w:t>nova proposta de honorários.</w:t>
-      </w:r>
-    </w:p>
-    <w:p>
-      <w:pPr>
-        <w:spacing w:line="360" w:lineRule="auto"/>
-        <w:ind w:firstLine="1134"/>
-        <w:jc w:val="both"/>
-        <w:rPr>
-          <w:rFonts w:ascii="Calibri" w:hAnsi="Calibri" w:cs="Calibri"/>
-          <w:sz w:val="26"/>
-          <w:szCs w:val="26"/>
-        </w:rPr>
-      </w:pPr>
-      <w:r>
-        <w:rPr>
-          <w:rFonts w:ascii="Calibri" w:hAnsi="Calibri" w:cs="Calibri"/>
-          <w:sz w:val="26"/>
-          <w:szCs w:val="26"/>
-        </w:rPr>
-        <w:t>Esta Perita nomeada mais uma vez agradece a</w:t>
-      </w:r>
-      <w:r>
-        <w:rPr>
-          <w:rFonts w:ascii="Calibri" w:hAnsi="Calibri" w:cs="Calibri"/>
-          <w:sz w:val="26"/>
-          <w:szCs w:val="26"/>
-        </w:rPr>
-        <w:t xml:space="preserve"> </w:t>
-      </w:r>
-      <w:r>
-        <w:rPr>
-          <w:rFonts w:ascii="Calibri" w:hAnsi="Calibri" w:cs="Calibri"/>
-          <w:sz w:val="26"/>
-          <w:szCs w:val="26"/>
-        </w:rPr>
-        <w:t>confiança atribuída por este Juízo e se coloca à disposição para</w:t>
-      </w:r>
-      <w:r>
-        <w:rPr>
-          <w:rFonts w:ascii="Calibri" w:hAnsi="Calibri" w:cs="Calibri"/>
-          <w:sz w:val="26"/>
-          <w:szCs w:val="26"/>
-        </w:rPr>
-        <w:t xml:space="preserve"> </w:t>
-      </w:r>
-      <w:r>
-        <w:rPr>
-          <w:rFonts w:ascii="Calibri" w:hAnsi="Calibri" w:cs="Calibri"/>
-          <w:sz w:val="26"/>
-          <w:szCs w:val="26"/>
-        </w:rPr>
-        <w:t>esclarecimentos e informações que se fizerem necessárias, ou para início</w:t>
-      </w:r>
-      <w:r>
-        <w:rPr>
-          <w:rFonts w:ascii="Calibri" w:hAnsi="Calibri" w:cs="Calibri"/>
-          <w:sz w:val="26"/>
-          <w:szCs w:val="26"/>
-        </w:rPr>
-        <w:t xml:space="preserve"> </w:t>
-      </w:r>
-      <w:r>
-        <w:rPr>
-          <w:rFonts w:ascii="Calibri" w:hAnsi="Calibri" w:cs="Calibri"/>
-          <w:sz w:val="26"/>
-          <w:szCs w:val="26"/>
-        </w:rPr>
-        <w:t>imediato dos trabalhos.</w:t>
-      </w:r>
-    </w:p>
-    <w:p>
-      <w:pPr>
-        <w:spacing w:line="360" w:lineRule="auto"/>
-        <w:ind w:firstLine="1134"/>
-        <w:jc w:val="both"/>
-        <w:rPr>
-          <w:rFonts w:ascii="Calibri" w:hAnsi="Calibri" w:cs="Calibri"/>
-          <w:sz w:val="26"/>
-          <w:szCs w:val="26"/>
-        </w:rPr>
-      </w:pPr>
-    </w:p>
-    <w:p>
-      <w:pPr>
-        <w:spacing w:line="360" w:lineRule="auto"/>
-        <w:jc w:val="both"/>
+      </w:pPr>
+      <w:r>
         <w:rPr>
           <w:rFonts w:ascii="Calibri" w:hAnsi="Calibri" w:cs="Calibri"/>
           <w:b/>
@@ -2400,15 +1374,6 @@
           <w:sz w:val="26"/>
           <w:szCs w:val="26"/>
         </w:rPr>
-      </w:pPr>
-      <w:r>
-        <w:rPr>
-          <w:rFonts w:ascii="Calibri" w:hAnsi="Calibri" w:cs="Calibri"/>
-          <w:b/>
-          <w:bCs/>
-          <w:sz w:val="26"/>
-          <w:szCs w:val="26"/>
-        </w:rPr>
         <w:t>6 – Requerimentos</w:t>
       </w:r>
     </w:p>
@@ -2429,39 +1394,7 @@
           <w:sz w:val="26"/>
           <w:szCs w:val="26"/>
         </w:rPr>
-        <w:t>a) a homologação da proposta acima, mediante o</w:t>
-      </w:r>
-      <w:r>
-        <w:rPr>
-          <w:rFonts w:ascii="Calibri" w:hAnsi="Calibri" w:cs="Calibri"/>
-          <w:sz w:val="26"/>
-          <w:szCs w:val="26"/>
-        </w:rPr>
-        <w:t xml:space="preserve"> </w:t>
-      </w:r>
-      <w:r>
-        <w:rPr>
-          <w:rFonts w:ascii="Calibri" w:hAnsi="Calibri" w:cs="Calibri"/>
-          <w:sz w:val="26"/>
-          <w:szCs w:val="26"/>
-        </w:rPr>
-        <w:t>arbitramento dos honorários periciais no valor apresentado, intimando-se as</w:t>
-      </w:r>
-      <w:r>
-        <w:rPr>
-          <w:rFonts w:ascii="Calibri" w:hAnsi="Calibri" w:cs="Calibri"/>
-          <w:sz w:val="26"/>
-          <w:szCs w:val="26"/>
-        </w:rPr>
-        <w:t xml:space="preserve"> </w:t>
-      </w:r>
-      <w:r>
-        <w:rPr>
-          <w:rFonts w:ascii="Calibri" w:hAnsi="Calibri" w:cs="Calibri"/>
-          <w:sz w:val="26"/>
-          <w:szCs w:val="26"/>
-        </w:rPr>
-        <w:t>partes para os fins do art. 95 do CPC;</w:t>
+        <w:t xml:space="preserve">a) a homologação da proposta acima, mediante o arbitramento dos honorários periciais no valor apresentado, intimando-se as partes para os fins do art. 95 do CPC;</w:t>
       </w:r>
     </w:p>
     <w:p>
@@ -2481,127 +1414,7 @@
           <w:sz w:val="26"/>
           <w:szCs w:val="26"/>
         </w:rPr>
-        <w:t xml:space="preserve"> b) que seja autorizado o pagamento/levantamento de 50%</w:t>
-      </w:r>
-      <w:r>
-        <w:rPr>
-          <w:rFonts w:ascii="Calibri" w:hAnsi="Calibri" w:cs="Calibri"/>
-          <w:sz w:val="26"/>
-          <w:szCs w:val="26"/>
-        </w:rPr>
-        <w:t xml:space="preserve"> </w:t>
-      </w:r>
-      <w:r>
-        <w:rPr>
-          <w:rFonts w:ascii="Calibri" w:hAnsi="Calibri" w:cs="Calibri"/>
-          <w:sz w:val="26"/>
-          <w:szCs w:val="26"/>
-        </w:rPr>
-        <w:t>(cinquenta por cento) dos honorários arbitrados para início dos trabalhos,</w:t>
-      </w:r>
-      <w:r>
-        <w:rPr>
-          <w:rFonts w:ascii="Calibri" w:hAnsi="Calibri" w:cs="Calibri"/>
-          <w:sz w:val="26"/>
-          <w:szCs w:val="26"/>
-        </w:rPr>
-        <w:t xml:space="preserve"> </w:t>
-      </w:r>
-      <w:r>
-        <w:rPr>
-          <w:rFonts w:ascii="Calibri" w:hAnsi="Calibri" w:cs="Calibri"/>
-          <w:sz w:val="26"/>
-          <w:szCs w:val="26"/>
-        </w:rPr>
-        <w:t>mediante a expedição do competente alvará de transferência (</w:t>
-      </w:r>
-      <w:r>
-        <w:rPr>
-          <w:rFonts w:ascii="Calibri" w:hAnsi="Calibri" w:cs="Calibri"/>
-          <w:sz w:val="26"/>
-          <w:szCs w:val="26"/>
-        </w:rPr>
-        <w:t>CPF: 06040188197</w:t>
-      </w:r>
-      <w:r>
-        <w:rPr>
-          <w:rFonts w:ascii="Calibri" w:hAnsi="Calibri" w:cs="Calibri"/>
-          <w:sz w:val="26"/>
-          <w:szCs w:val="26"/>
-        </w:rPr>
-        <w:t xml:space="preserve"> </w:t>
-      </w:r>
-      <w:r>
-        <w:rPr>
-          <w:rFonts w:ascii="Calibri" w:hAnsi="Calibri" w:cs="Calibri"/>
-          <w:sz w:val="26"/>
-          <w:szCs w:val="26"/>
-        </w:rPr>
-        <w:t>–</w:t>
-      </w:r>
-      <w:r>
-        <w:rPr>
-          <w:rFonts w:ascii="Calibri" w:hAnsi="Calibri" w:cs="Calibri"/>
-          <w:sz w:val="26"/>
-          <w:szCs w:val="26"/>
-        </w:rPr>
-        <w:t xml:space="preserve"> </w:t>
-      </w:r>
-      <w:r>
-        <w:rPr>
-          <w:rFonts w:ascii="Calibri" w:hAnsi="Calibri" w:cs="Calibri"/>
-          <w:sz w:val="26"/>
-          <w:szCs w:val="26"/>
-        </w:rPr>
-        <w:t>Banco Nubank</w:t>
-      </w:r>
-      <w:r>
-        <w:rPr>
-          <w:rFonts w:ascii="Calibri" w:hAnsi="Calibri" w:cs="Calibri"/>
-          <w:sz w:val="26"/>
-          <w:szCs w:val="26"/>
-        </w:rPr>
-        <w:t xml:space="preserve"> </w:t>
-      </w:r>
-      <w:r>
-        <w:rPr>
-          <w:rFonts w:ascii="Calibri" w:hAnsi="Calibri" w:cs="Calibri"/>
-          <w:sz w:val="26"/>
-          <w:szCs w:val="26"/>
-        </w:rPr>
-        <w:t>–</w:t>
-      </w:r>
-      <w:r>
-        <w:rPr>
-          <w:rFonts w:ascii="Calibri" w:hAnsi="Calibri" w:cs="Calibri"/>
-          <w:sz w:val="26"/>
-          <w:szCs w:val="26"/>
-        </w:rPr>
-        <w:t xml:space="preserve"> </w:t>
-      </w:r>
-      <w:r>
-        <w:rPr>
-          <w:rFonts w:ascii="Calibri" w:hAnsi="Calibri" w:cs="Calibri"/>
-          <w:sz w:val="26"/>
-          <w:szCs w:val="26"/>
-        </w:rPr>
-        <w:t>Ag. 0001 conta 2720418-0</w:t>
-      </w:r>
-      <w:r>
-        <w:rPr>
-          <w:rFonts w:ascii="Calibri" w:hAnsi="Calibri" w:cs="Calibri"/>
-          <w:sz w:val="26"/>
-          <w:szCs w:val="26"/>
-        </w:rPr>
-        <w:t>)</w:t>
-      </w:r>
-      <w:r>
-        <w:rPr>
-          <w:rFonts w:ascii="Calibri" w:hAnsi="Calibri" w:cs="Calibri"/>
-          <w:sz w:val="26"/>
-          <w:szCs w:val="26"/>
-        </w:rPr>
-        <w:t>;</w:t>
+        <w:t xml:space="preserve"> b) que seja autorizado o pagamento/levantamento de 50% (cinquenta por cento) dos honorários arbitrados para início dos trabalhos, mediante a expedição do competente alvará de transferência (CPF: 06040188197 – Banco Nubank – Ag. 0001 conta 2720418-0);</w:t>
       </w:r>
     </w:p>
     <w:p>
@@ -2621,111 +1434,7 @@
           <w:sz w:val="26"/>
           <w:szCs w:val="26"/>
         </w:rPr>
-        <w:t xml:space="preserve">c) que seja fixado o prazo de </w:t>
-      </w:r>
-      <w:r>
-        <w:rPr>
-          <w:rFonts w:ascii="Calibri" w:hAnsi="Calibri" w:cs="Calibri"/>
-          <w:sz w:val="26"/>
-          <w:szCs w:val="26"/>
-        </w:rPr>
-        <w:t>30</w:t>
-      </w:r>
-      <w:r>
-        <w:rPr>
-          <w:rFonts w:ascii="Calibri" w:hAnsi="Calibri" w:cs="Calibri"/>
-          <w:sz w:val="26"/>
-          <w:szCs w:val="26"/>
-        </w:rPr>
-        <w:t xml:space="preserve"> </w:t>
-      </w:r>
-      <w:r>
-        <w:rPr>
-          <w:rFonts w:ascii="Calibri" w:hAnsi="Calibri" w:cs="Calibri"/>
-          <w:sz w:val="26"/>
-          <w:szCs w:val="26"/>
-        </w:rPr>
-        <w:t>(trinta</w:t>
-      </w:r>
-      <w:r>
-        <w:rPr>
-          <w:rFonts w:ascii="Calibri" w:hAnsi="Calibri" w:cs="Calibri"/>
-          <w:sz w:val="26"/>
-          <w:szCs w:val="26"/>
-        </w:rPr>
-        <w:t>) dias para a</w:t>
-      </w:r>
-      <w:r>
-        <w:rPr>
-          <w:rFonts w:ascii="Calibri" w:hAnsi="Calibri" w:cs="Calibri"/>
-          <w:sz w:val="26"/>
-          <w:szCs w:val="26"/>
-        </w:rPr>
-        <w:t xml:space="preserve"> </w:t>
-      </w:r>
-      <w:r>
-        <w:rPr>
-          <w:rFonts w:ascii="Calibri" w:hAnsi="Calibri" w:cs="Calibri"/>
-          <w:sz w:val="26"/>
-          <w:szCs w:val="26"/>
-        </w:rPr>
-        <w:t>realização e entrega do Laudo (art. 465</w:t>
-      </w:r>
-      <w:r>
-        <w:rPr>
-          <w:rFonts w:ascii="Calibri" w:hAnsi="Calibri" w:cs="Calibri"/>
-          <w:sz w:val="26"/>
-          <w:szCs w:val="26"/>
-        </w:rPr>
-        <w:t xml:space="preserve"> </w:t>
-      </w:r>
-      <w:r>
-        <w:rPr>
-          <w:rFonts w:ascii="Calibri" w:hAnsi="Calibri" w:cs="Calibri"/>
-          <w:sz w:val="26"/>
-          <w:szCs w:val="26"/>
-        </w:rPr>
-        <w:t>CPC)</w:t>
-      </w:r>
-      <w:r>
-        <w:rPr>
-          <w:rFonts w:ascii="Calibri" w:hAnsi="Calibri" w:cs="Calibri"/>
-          <w:sz w:val="26"/>
-          <w:szCs w:val="26"/>
-        </w:rPr>
-        <w:t xml:space="preserve">, </w:t>
-      </w:r>
-      <w:r>
-        <w:rPr>
-          <w:rFonts w:ascii="Calibri" w:hAnsi="Calibri" w:cs="Calibri"/>
-          <w:sz w:val="26"/>
-          <w:szCs w:val="26"/>
-        </w:rPr>
-        <w:t>mediante a</w:t>
-      </w:r>
-      <w:r>
-        <w:rPr>
-          <w:rFonts w:ascii="Calibri" w:hAnsi="Calibri" w:cs="Calibri"/>
-          <w:sz w:val="26"/>
-          <w:szCs w:val="26"/>
-        </w:rPr>
-        <w:t xml:space="preserve"> </w:t>
-      </w:r>
-      <w:r>
-        <w:rPr>
-          <w:rFonts w:ascii="Calibri" w:hAnsi="Calibri" w:cs="Calibri"/>
-          <w:sz w:val="26"/>
-          <w:szCs w:val="26"/>
-        </w:rPr>
-        <w:t>intimação desta perita e das partes para o início dos trabalhos</w:t>
-      </w:r>
-      <w:r>
-        <w:rPr>
-          <w:rFonts w:ascii="Calibri" w:hAnsi="Calibri" w:cs="Calibri"/>
-          <w:sz w:val="26"/>
-          <w:szCs w:val="26"/>
-        </w:rPr>
-        <w:t>.</w:t>
+        <w:t xml:space="preserve">c) que seja fixado o prazo de 30 (trinta) dias para a realização e entrega do Laudo (art. 465 CPC), mediante a intimação desta perita e das partes para o início dos trabalhos.</w:t>
       </w:r>
     </w:p>
     <w:p>

--- a/public/template-proposta.docx
+++ b/public/template-proposta.docx
@@ -496,7 +496,7 @@
           <w:sz w:val="26"/>
           <w:szCs w:val="26"/>
         </w:rPr>
-        <w:t>Em atenção à decisão exarada por este Juízo na página {pagina_decisao}, foi determinada a produção de prova pericial contábil, com a nomeação desta profissional para atuação no feito, nos termos abaixo transcritos:</w:t>
+        <w:t>Em atenção à decisão que determinou a produção da prova pericial contábil e a nomeação desta profissional para atuação no feito, nos termos abaixo transcritos:</w:t>
       </w:r>
     </w:p>
     <w:p>
@@ -512,7 +512,7 @@
         <w:rPr>
           <w:rFonts w:ascii="Calibri" w:eastAsia="Malgun Gothic Semilight" w:hAnsi="Calibri" w:cs="Calibri"/>
         </w:rPr>
-        <w:t xml:space="preserve">“(...) {trecho_decisao} (...)”</w:t>
+        <w:t xml:space="preserve">{trecho_decisao}</w:t>
       </w:r>
     </w:p>
     <w:p>
